--- a/Lab_Report_2_Separately_Excited_DC_Motor.docx
+++ b/Lab_Report_2_Separately_Excited_DC_Motor.docx
@@ -12606,11 +12606,29 @@
       </w:r>
     </w:p>
     <w:p>
+      <w:r>
+        <w:rPr>
+          <w:rFonts w:ascii="Arial" w:hAnsi="Arial"/>
+          <w:b w:val="0"/>
+          <w:i w:val="0"/>
+        </w:rPr>
+        <w:t>The Laboratory 2 manual poses two distinct sets of questions: those embedded in the procedure itself, which are answered from the data recorded at that point in the exercise, and the five multiple-choice review questions printed at the end of the exercise. Both sets are answered below.</w:t>
+      </w:r>
+    </w:p>
+    <w:p>
       <w:pPr>
         <w:pStyle w:val="Heading2"/>
       </w:pPr>
       <w:r>
-        <w:t>6.1  Step 12 — relationship between armature voltage and speed</w:t>
+        <w:t>6.1  Questions embedded in the experimental procedure</w:t>
+      </w:r>
+    </w:p>
+    <w:p>
+      <w:pPr>
+        <w:pStyle w:val="Heading3"/>
+      </w:pPr>
+      <w:r>
+        <w:t>6.1.1  Step 12 — relationship between armature voltage and speed</w:t>
       </w:r>
     </w:p>
     <w:p>
@@ -12635,10 +12653,10 @@
     </w:p>
     <w:p>
       <w:pPr>
-        <w:pStyle w:val="Heading2"/>
+        <w:pStyle w:val="Heading3"/>
       </w:pPr>
       <w:r>
-        <w:t>6.2  Step 17 — relationship between armature current and torque</w:t>
+        <w:t>6.1.2  Step 17 — relationship between armature current and torque</w:t>
       </w:r>
     </w:p>
     <w:p>
@@ -12663,10 +12681,10 @@
     </w:p>
     <w:p>
       <w:pPr>
-        <w:pStyle w:val="Heading2"/>
+        <w:pStyle w:val="Heading3"/>
       </w:pPr>
       <w:r>
-        <w:t>6.3  Step 19 — predicted variation of back-EMF and speed with armature current</w:t>
+        <w:t>6.1.3  Step 19 — predicted variation of back-EMF and speed with armature current</w:t>
       </w:r>
     </w:p>
     <w:p>
@@ -12681,10 +12699,10 @@
     </w:p>
     <w:p>
       <w:pPr>
-        <w:pStyle w:val="Heading2"/>
+        <w:pStyle w:val="Heading3"/>
       </w:pPr>
       <w:r>
-        <w:t>6.4  Step 20 — comparison with measurement and physical explanation</w:t>
+        <w:t>6.1.4  Step 20 — comparison with measurement and physical explanation</w:t>
       </w:r>
     </w:p>
     <w:p>
@@ -12715,6 +12733,1026 @@
           <w:i w:val="0"/>
         </w:rPr>
         <w:t>The physical cause of the speed reduction is the ohmic voltage drop across the armature resistance. When the brake torque is increased the motor must develop more torque, and by equation (3) it draws a proportionally larger armature current. Since the armature supply voltage is held constant, the increased drop IₐRₐ across the armature resistance leaves a smaller voltage available as back-EMF. The back-EMF is the quantity that sets the speed, so the machine settles at a lower speed. Equilibrium is reached when the speed has fallen far enough for the back-EMF to allow exactly the armature current needed to balance the applied load torque.</w:t>
+      </w:r>
+    </w:p>
+    <w:p>
+      <w:pPr>
+        <w:pStyle w:val="Heading2"/>
+      </w:pPr>
+      <w:r>
+        <w:t>6.2  End-of-exercise review questions</w:t>
+      </w:r>
+    </w:p>
+    <w:p>
+      <w:r>
+        <w:rPr>
+          <w:rFonts w:ascii="Arial" w:hAnsi="Arial"/>
+          <w:b w:val="0"/>
+          <w:i w:val="0"/>
+        </w:rPr>
+        <w:t>The five multiple-choice review questions printed at the end of the exercise are reproduced below with the selected answer and the reasoning behind it. Where the question relates to a quantity measured in this exercise, the supporting measurement is cited. Table 7 summarises the selected answers.</w:t>
+      </w:r>
+    </w:p>
+    <w:tbl>
+      <w:tblPr>
+        <w:tblStyle w:val="TableGrid"/>
+        <w:tblW w:type="auto" w:w="0"/>
+        <w:jc w:val="center"/>
+        <w:tblLook w:firstColumn="1" w:firstRow="1" w:lastColumn="0" w:lastRow="0" w:noHBand="0" w:noVBand="1" w:val="04A0"/>
+      </w:tblPr>
+      <w:tblGrid>
+        <w:gridCol w:w="3120"/>
+        <w:gridCol w:w="3120"/>
+        <w:gridCol w:w="3120"/>
+      </w:tblGrid>
+      <w:tr>
+        <w:trPr>
+          <w:tblHeader w:val="true"/>
+        </w:trPr>
+        <w:tc>
+          <w:tcPr>
+            <w:tcW w:type="dxa" w:w="720"/>
+            <w:shd w:val="clear" w:color="auto" w:fill="DCE6F1"/>
+          </w:tcPr>
+          <w:p>
+            <w:pPr>
+              <w:spacing w:after="40" w:before="40" w:line="240" w:lineRule="auto"/>
+              <w:jc w:val="center"/>
+            </w:pPr>
+            <w:r/>
+            <w:r>
+              <w:rPr>
+                <w:rFonts w:ascii="Arial" w:hAnsi="Arial"/>
+                <w:b/>
+                <w:sz w:val="20"/>
+              </w:rPr>
+              <w:t>Q</w:t>
+            </w:r>
+          </w:p>
+        </w:tc>
+        <w:tc>
+          <w:tcPr>
+            <w:tcW w:type="dxa" w:w="3312"/>
+            <w:shd w:val="clear" w:color="auto" w:fill="DCE6F1"/>
+          </w:tcPr>
+          <w:p>
+            <w:pPr>
+              <w:spacing w:after="40" w:before="40" w:line="240" w:lineRule="auto"/>
+              <w:jc w:val="center"/>
+            </w:pPr>
+            <w:r/>
+            <w:r>
+              <w:rPr>
+                <w:rFonts w:ascii="Arial" w:hAnsi="Arial"/>
+                <w:b/>
+                <w:sz w:val="20"/>
+              </w:rPr>
+              <w:t>Answer</w:t>
+            </w:r>
+          </w:p>
+        </w:tc>
+        <w:tc>
+          <w:tcPr>
+            <w:tcW w:type="dxa" w:w="4608"/>
+            <w:shd w:val="clear" w:color="auto" w:fill="DCE6F1"/>
+          </w:tcPr>
+          <w:p>
+            <w:pPr>
+              <w:spacing w:after="40" w:before="40" w:line="240" w:lineRule="auto"/>
+              <w:jc w:val="center"/>
+            </w:pPr>
+            <w:r/>
+            <w:r>
+              <w:rPr>
+                <w:rFonts w:ascii="Arial" w:hAnsi="Arial"/>
+                <w:b/>
+                <w:sz w:val="20"/>
+              </w:rPr>
+              <w:t>Basis</w:t>
+            </w:r>
+          </w:p>
+        </w:tc>
+      </w:tr>
+      <w:tr>
+        <w:tc>
+          <w:tcPr>
+            <w:tcW w:type="dxa" w:w="720"/>
+          </w:tcPr>
+          <w:p>
+            <w:pPr>
+              <w:spacing w:after="20" w:before="20" w:line="240" w:lineRule="auto"/>
+              <w:jc w:val="left"/>
+            </w:pPr>
+            <w:r/>
+            <w:r>
+              <w:rPr>
+                <w:rFonts w:ascii="Arial" w:hAnsi="Arial"/>
+                <w:sz w:val="20"/>
+              </w:rPr>
+              <w:t>1</w:t>
+            </w:r>
+          </w:p>
+        </w:tc>
+        <w:tc>
+          <w:tcPr>
+            <w:tcW w:type="dxa" w:w="3312"/>
+          </w:tcPr>
+          <w:p>
+            <w:pPr>
+              <w:spacing w:after="20" w:before="20" w:line="240" w:lineRule="auto"/>
+              <w:jc w:val="left"/>
+            </w:pPr>
+            <w:r/>
+            <w:r>
+              <w:rPr>
+                <w:rFonts w:ascii="Arial" w:hAnsi="Arial"/>
+                <w:sz w:val="20"/>
+              </w:rPr>
+              <w:t>(a) A linear relationship</w:t>
+            </w:r>
+          </w:p>
+        </w:tc>
+        <w:tc>
+          <w:tcPr>
+            <w:tcW w:type="dxa" w:w="4608"/>
+          </w:tcPr>
+          <w:p>
+            <w:pPr>
+              <w:spacing w:after="20" w:before="20" w:line="240" w:lineRule="auto"/>
+              <w:jc w:val="left"/>
+            </w:pPr>
+            <w:r/>
+            <w:r>
+              <w:rPr>
+                <w:rFonts w:ascii="Arial" w:hAnsi="Arial"/>
+                <w:sz w:val="20"/>
+              </w:rPr>
+              <w:t>G211 is a straight line; R² = 0.9998</w:t>
+            </w:r>
+          </w:p>
+        </w:tc>
+      </w:tr>
+      <w:tr>
+        <w:tc>
+          <w:tcPr>
+            <w:tcW w:type="dxa" w:w="720"/>
+          </w:tcPr>
+          <w:p>
+            <w:pPr>
+              <w:spacing w:after="20" w:before="20" w:line="240" w:lineRule="auto"/>
+              <w:jc w:val="left"/>
+            </w:pPr>
+            <w:r/>
+            <w:r>
+              <w:rPr>
+                <w:rFonts w:ascii="Arial" w:hAnsi="Arial"/>
+                <w:sz w:val="20"/>
+              </w:rPr>
+              <w:t>2</w:t>
+            </w:r>
+          </w:p>
+        </w:tc>
+        <w:tc>
+          <w:tcPr>
+            <w:tcW w:type="dxa" w:w="3312"/>
+          </w:tcPr>
+          <w:p>
+            <w:pPr>
+              <w:spacing w:after="20" w:before="20" w:line="240" w:lineRule="auto"/>
+              <w:jc w:val="left"/>
+            </w:pPr>
+            <w:r/>
+            <w:r>
+              <w:rPr>
+                <w:rFonts w:ascii="Arial" w:hAnsi="Arial"/>
+                <w:sz w:val="20"/>
+              </w:rPr>
+              <w:t>(a) A linear relationship</w:t>
+            </w:r>
+          </w:p>
+        </w:tc>
+        <w:tc>
+          <w:tcPr>
+            <w:tcW w:type="dxa" w:w="4608"/>
+          </w:tcPr>
+          <w:p>
+            <w:pPr>
+              <w:spacing w:after="20" w:before="20" w:line="240" w:lineRule="auto"/>
+              <w:jc w:val="left"/>
+            </w:pPr>
+            <w:r/>
+            <w:r>
+              <w:rPr>
+                <w:rFonts w:ascii="Arial" w:hAnsi="Arial"/>
+                <w:sz w:val="20"/>
+              </w:rPr>
+              <w:t>G212 is linear below nominal current; R² = 0.9943</w:t>
+            </w:r>
+          </w:p>
+        </w:tc>
+      </w:tr>
+      <w:tr>
+        <w:tc>
+          <w:tcPr>
+            <w:tcW w:type="dxa" w:w="720"/>
+          </w:tcPr>
+          <w:p>
+            <w:pPr>
+              <w:spacing w:after="20" w:before="20" w:line="240" w:lineRule="auto"/>
+              <w:jc w:val="left"/>
+            </w:pPr>
+            <w:r/>
+            <w:r>
+              <w:rPr>
+                <w:rFonts w:ascii="Arial" w:hAnsi="Arial"/>
+                <w:sz w:val="20"/>
+              </w:rPr>
+              <w:t>3</w:t>
+            </w:r>
+          </w:p>
+        </w:tc>
+        <w:tc>
+          <w:tcPr>
+            <w:tcW w:type="dxa" w:w="3312"/>
+          </w:tcPr>
+          <w:p>
+            <w:pPr>
+              <w:spacing w:after="20" w:before="20" w:line="240" w:lineRule="auto"/>
+              <w:jc w:val="left"/>
+            </w:pPr>
+            <w:r/>
+            <w:r>
+              <w:rPr>
+                <w:rFonts w:ascii="Arial" w:hAnsi="Arial"/>
+                <w:sz w:val="20"/>
+              </w:rPr>
+              <w:t>(c) The armature resistance</w:t>
+            </w:r>
+          </w:p>
+        </w:tc>
+        <w:tc>
+          <w:tcPr>
+            <w:tcW w:type="dxa" w:w="4608"/>
+          </w:tcPr>
+          <w:p>
+            <w:pPr>
+              <w:spacing w:after="20" w:before="20" w:line="240" w:lineRule="auto"/>
+              <w:jc w:val="left"/>
+            </w:pPr>
+            <w:r/>
+            <w:r>
+              <w:rPr>
+                <w:rFonts w:ascii="Arial" w:hAnsi="Arial"/>
+                <w:sz w:val="20"/>
+              </w:rPr>
+              <w:t>The volt-ampere method of step 7</w:t>
+            </w:r>
+          </w:p>
+        </w:tc>
+      </w:tr>
+      <w:tr>
+        <w:tc>
+          <w:tcPr>
+            <w:tcW w:type="dxa" w:w="720"/>
+          </w:tcPr>
+          <w:p>
+            <w:pPr>
+              <w:spacing w:after="20" w:before="20" w:line="240" w:lineRule="auto"/>
+              <w:jc w:val="left"/>
+            </w:pPr>
+            <w:r/>
+            <w:r>
+              <w:rPr>
+                <w:rFonts w:ascii="Arial" w:hAnsi="Arial"/>
+                <w:sz w:val="20"/>
+              </w:rPr>
+              <w:t>4</w:t>
+            </w:r>
+          </w:p>
+        </w:tc>
+        <w:tc>
+          <w:tcPr>
+            <w:tcW w:type="dxa" w:w="3312"/>
+          </w:tcPr>
+          <w:p>
+            <w:pPr>
+              <w:spacing w:after="20" w:before="20" w:line="240" w:lineRule="auto"/>
+              <w:jc w:val="left"/>
+            </w:pPr>
+            <w:r/>
+            <w:r>
+              <w:rPr>
+                <w:rFonts w:ascii="Arial" w:hAnsi="Arial"/>
+                <w:sz w:val="20"/>
+              </w:rPr>
+              <w:t>(b) It decreases</w:t>
+            </w:r>
+          </w:p>
+        </w:tc>
+        <w:tc>
+          <w:tcPr>
+            <w:tcW w:type="dxa" w:w="4608"/>
+          </w:tcPr>
+          <w:p>
+            <w:pPr>
+              <w:spacing w:after="20" w:before="20" w:line="240" w:lineRule="auto"/>
+              <w:jc w:val="left"/>
+            </w:pPr>
+            <w:r/>
+            <w:r>
+              <w:rPr>
+                <w:rFonts w:ascii="Arial" w:hAnsi="Arial"/>
+                <w:sz w:val="20"/>
+              </w:rPr>
+              <w:t>Measured droop 1501.52 → 1079.88 r/min</w:t>
+            </w:r>
+          </w:p>
+        </w:tc>
+      </w:tr>
+      <w:tr>
+        <w:tc>
+          <w:tcPr>
+            <w:tcW w:type="dxa" w:w="720"/>
+          </w:tcPr>
+          <w:p>
+            <w:pPr>
+              <w:spacing w:after="20" w:before="20" w:line="240" w:lineRule="auto"/>
+              <w:jc w:val="left"/>
+            </w:pPr>
+            <w:r/>
+            <w:r>
+              <w:rPr>
+                <w:rFonts w:ascii="Arial" w:hAnsi="Arial"/>
+                <w:sz w:val="20"/>
+              </w:rPr>
+              <w:t>5</w:t>
+            </w:r>
+          </w:p>
+        </w:tc>
+        <w:tc>
+          <w:tcPr>
+            <w:tcW w:type="dxa" w:w="3312"/>
+          </w:tcPr>
+          <w:p>
+            <w:pPr>
+              <w:spacing w:after="20" w:before="20" w:line="240" w:lineRule="auto"/>
+              <w:jc w:val="left"/>
+            </w:pPr>
+            <w:r/>
+            <w:r>
+              <w:rPr>
+                <w:rFonts w:ascii="Arial" w:hAnsi="Arial"/>
+                <w:sz w:val="20"/>
+              </w:rPr>
+              <w:t>(b) 995 r/min and 875 r/min</w:t>
+            </w:r>
+          </w:p>
+        </w:tc>
+        <w:tc>
+          <w:tcPr>
+            <w:tcW w:type="dxa" w:w="4608"/>
+          </w:tcPr>
+          <w:p>
+            <w:pPr>
+              <w:spacing w:after="20" w:before="20" w:line="240" w:lineRule="auto"/>
+              <w:jc w:val="left"/>
+            </w:pPr>
+            <w:r/>
+            <w:r>
+              <w:rPr>
+                <w:rFonts w:ascii="Arial" w:hAnsi="Arial"/>
+                <w:sz w:val="20"/>
+              </w:rPr>
+              <w:t>n = K₁(Eₐ − IₐRₐ) evaluated at 2 A and 50 A</w:t>
+            </w:r>
+          </w:p>
+        </w:tc>
+      </w:tr>
+    </w:tbl>
+    <w:p>
+      <w:pPr>
+        <w:pStyle w:val="Caption"/>
+      </w:pPr>
+      <w:r>
+        <w:t xml:space="preserve">Table </w:t>
+      </w:r>
+      <w:r>
+        <w:fldChar w:fldCharType="begin"/>
+        <w:instrText xml:space="preserve"> SEQ Table \* ARABIC </w:instrText>
+        <w:fldChar w:fldCharType="separate"/>
+        <w:t xml:space="preserve">7</w:t>
+        <w:fldChar w:fldCharType="end"/>
+      </w:r>
+      <w:r>
+        <w:t>: Summary of answers to the end-of-exercise review questions.</w:t>
+      </w:r>
+    </w:p>
+    <w:p>
+      <w:pPr>
+        <w:spacing w:after="0"/>
+      </w:pPr>
+    </w:p>
+    <w:p>
+      <w:pPr>
+        <w:pStyle w:val="Heading3"/>
+      </w:pPr>
+      <w:r>
+        <w:t>6.2.1  Question 1 — speed and armature voltage</w:t>
+      </w:r>
+    </w:p>
+    <w:p>
+      <w:pPr>
+        <w:spacing w:before="80" w:after="80" w:line="240" w:lineRule="auto"/>
+        <w:ind w:left="504" w:right="288"/>
+        <w:jc w:val="left"/>
+      </w:pPr>
+      <w:r>
+        <w:rPr>
+          <w:rFonts w:ascii="Arial" w:hAnsi="Arial"/>
+          <w:b w:val="0"/>
+          <w:i/>
+          <w:sz w:val="21"/>
+        </w:rPr>
+        <w:t>What kind of relationship exists between the speed and armature voltage of a separately-excited dc motor?  (a) A linear relationship.  (b) A parabolic relationship.  (c) An exponential relationship.  (d) The speed of the motor is independent of the applied voltage.</w:t>
+      </w:r>
+    </w:p>
+    <w:p>
+      <w:pPr>
+        <w:spacing w:before="80" w:after="80"/>
+        <w:jc w:val="left"/>
+      </w:pPr>
+      <w:r>
+        <w:rPr>
+          <w:rFonts w:ascii="Arial" w:hAnsi="Arial"/>
+          <w:b/>
+          <w:i w:val="0"/>
+          <w:sz w:val="22"/>
+        </w:rPr>
+        <w:t>Answer: (a)  A linear relationship.</w:t>
+      </w:r>
+    </w:p>
+    <w:p>
+      <w:r>
+        <w:rPr>
+          <w:rFonts w:ascii="Arial" w:hAnsi="Arial"/>
+          <w:b w:val="0"/>
+          <w:i w:val="0"/>
+        </w:rPr>
+        <w:t>With the field current held constant the flux is constant, so the induced voltage is proportional to speed through n = K₁Eᴄᴇᴍᶠ. At no load the armature current is small and the ohmic drop IₐRₐ is negligible, so Eᴄᴇᴍᶠ ≈ Eₐ and the speed is therefore proportional to the armature voltage. This was confirmed directly by the measurements of Section 5.2: graph G211 (Figure 5) is a straight line and a least-squares fit through all eleven points returns R² = 0.9998, with no measurable curvature that would indicate a parabolic or exponential law. Option (d) is contradicted by the data, in which the speed rose from 0.08 r/min to 1581.36 r/min as the armature voltage was raised.</w:t>
+      </w:r>
+    </w:p>
+    <w:p>
+      <w:pPr>
+        <w:pStyle w:val="Heading3"/>
+      </w:pPr>
+      <w:r>
+        <w:t>6.2.2  Question 2 — torque and armature current</w:t>
+      </w:r>
+    </w:p>
+    <w:p>
+      <w:pPr>
+        <w:spacing w:before="80" w:after="80" w:line="240" w:lineRule="auto"/>
+        <w:ind w:left="504" w:right="288"/>
+        <w:jc w:val="left"/>
+      </w:pPr>
+      <w:r>
+        <w:rPr>
+          <w:rFonts w:ascii="Arial" w:hAnsi="Arial"/>
+          <w:b w:val="0"/>
+          <w:i/>
+          <w:sz w:val="21"/>
+        </w:rPr>
+        <w:t>What kind of relationship exists between the torque and armature current of a separately-excited dc motor as long as the armature current does not exceed the nominal value?  (a) A linear relationship.  (b) A parabolic relationship.  (c) An exponential relationship.  (d) The motor torque is independent of the current.</w:t>
+      </w:r>
+    </w:p>
+    <w:p>
+      <w:pPr>
+        <w:spacing w:before="80" w:after="80"/>
+        <w:jc w:val="left"/>
+      </w:pPr>
+      <w:r>
+        <w:rPr>
+          <w:rFonts w:ascii="Arial" w:hAnsi="Arial"/>
+          <w:b/>
+          <w:i w:val="0"/>
+          <w:sz w:val="22"/>
+        </w:rPr>
+        <w:t>Answer: (a)  A linear relationship.</w:t>
+      </w:r>
+    </w:p>
+    <w:p>
+      <w:r>
+        <w:rPr>
+          <w:rFonts w:ascii="Arial" w:hAnsi="Arial"/>
+          <w:b w:val="0"/>
+          <w:i w:val="0"/>
+        </w:rPr>
+        <w:t>The developed torque is proportional to the product of the flux and the armature current. While the field current is held constant the flux is constant, so T = K₂Iₐ with K₂ fixed. Section 5.3 confirms this: over the range up to 1.5 A a least-squares fit returns R² = 0.9943 with K₂ = 1.164 N·m/A.</w:t>
+      </w:r>
+    </w:p>
+    <w:p>
+      <w:r>
+        <w:rPr>
+          <w:rFonts w:ascii="Arial" w:hAnsi="Arial"/>
+          <w:b w:val="0"/>
+          <w:i w:val="0"/>
+        </w:rPr>
+        <w:t>The qualification in the question is essential. Once the armature current exceeds the nominal value the relationship ceases to be linear, because armature reaction reduces the net flux per pole. That is exactly what the measurements show: at 3.95 A the developed torque falls 36 % short of the linear extrapolation. The linear answer is therefore correct only within the stated restriction, and Section 7.2 examines the departure beyond it.</w:t>
+      </w:r>
+    </w:p>
+    <w:p>
+      <w:pPr>
+        <w:pStyle w:val="Heading3"/>
+      </w:pPr>
+      <w:r>
+        <w:t>6.2.3  Question 3 — determination of the armature resistance</w:t>
+      </w:r>
+    </w:p>
+    <w:p>
+      <w:pPr>
+        <w:spacing w:before="80" w:after="80" w:line="240" w:lineRule="auto"/>
+        <w:ind w:left="504" w:right="288"/>
+        <w:jc w:val="left"/>
+      </w:pPr>
+      <w:r>
+        <w:rPr>
+          <w:rFonts w:ascii="Arial" w:hAnsi="Arial"/>
+          <w:b w:val="0"/>
+          <w:i/>
+          <w:sz w:val="21"/>
+        </w:rPr>
+        <w:t>Connecting a dc source to the armature of a dc motor that operates without field current and measuring the voltage that produces nominal current flow in the armature allows which parameter of the dc motor to be determined?  (a) The nominal armature current.  (b) The nominal armature voltage.  (c) The armature resistance.  (d) The resistance of the field winding.</w:t>
+      </w:r>
+    </w:p>
+    <w:p>
+      <w:pPr>
+        <w:spacing w:before="80" w:after="80"/>
+        <w:jc w:val="left"/>
+      </w:pPr>
+      <w:r>
+        <w:rPr>
+          <w:rFonts w:ascii="Arial" w:hAnsi="Arial"/>
+          <w:b/>
+          <w:i w:val="0"/>
+          <w:sz w:val="22"/>
+        </w:rPr>
+        <w:t>Answer: (c)  The armature resistance.</w:t>
+      </w:r>
+    </w:p>
+    <w:p>
+      <w:r>
+        <w:rPr>
+          <w:rFonts w:ascii="Arial" w:hAnsi="Arial"/>
+          <w:b w:val="0"/>
+          <w:i w:val="0"/>
+        </w:rPr>
+        <w:t>Removing the field current removes the flux, so no back-EMF can be generated and Eᴄᴇᴍᶠ = 0. The armature loop equation Eₐ = Eᴄᴇᴍᶠ + IₐRₐ then reduces to Eₐ = IₐRₐ, and the ratio of the measured voltage to the measured current is the armature resistance. Option (d) is wrong because the field winding is deliberately not energised and carries no current, so nothing can be inferred about it. Options (a) and (b) are wrong because the nominal current and voltage are ratings of the machine that are set by its design and read from its nameplate, not results of this measurement — indeed the nominal current is an input to the test rather than an output of it.</w:t>
+      </w:r>
+    </w:p>
+    <w:p>
+      <w:r>
+        <w:rPr>
+          <w:rFonts w:ascii="Arial" w:hAnsi="Arial"/>
+          <w:b w:val="0"/>
+          <w:i w:val="0"/>
+        </w:rPr>
+        <w:t>This is precisely the method applied in Section 5.1, which returned Rₐ = 28.48 Ω. The question also highlights the condition that was not properly satisfied in this exercise: the test must be performed at the nominal armature current. Because it was carried out at 0.507 A, the result is inflated by the non-linear brush contact drop, as analysed in Section 7.4.</w:t>
+      </w:r>
+    </w:p>
+    <w:p>
+      <w:pPr>
+        <w:pStyle w:val="Heading3"/>
+      </w:pPr>
+      <w:r>
+        <w:t>6.2.4  Question 4 — effect of armature current on speed</w:t>
+      </w:r>
+    </w:p>
+    <w:p>
+      <w:pPr>
+        <w:spacing w:before="80" w:after="80" w:line="240" w:lineRule="auto"/>
+        <w:ind w:left="504" w:right="288"/>
+        <w:jc w:val="left"/>
+      </w:pPr>
+      <w:r>
+        <w:rPr>
+          <w:rFonts w:ascii="Arial" w:hAnsi="Arial"/>
+          <w:b w:val="0"/>
+          <w:i/>
+          <w:sz w:val="21"/>
+        </w:rPr>
+        <w:t>Does the speed of a separately-excited dc motor increase or decrease when the armature current increases?  (a) It increases.  (b) It decreases.  (c) It stays the same because speed is independent of motor current.  (d) The speed will oscillate around the previous value.</w:t>
+      </w:r>
+    </w:p>
+    <w:p>
+      <w:pPr>
+        <w:spacing w:before="80" w:after="80"/>
+        <w:jc w:val="left"/>
+      </w:pPr>
+      <w:r>
+        <w:rPr>
+          <w:rFonts w:ascii="Arial" w:hAnsi="Arial"/>
+          <w:b/>
+          <w:i w:val="0"/>
+          <w:sz w:val="22"/>
+        </w:rPr>
+        <w:t>Answer: (b)  It decreases.</w:t>
+      </w:r>
+    </w:p>
+    <w:p>
+      <w:r>
+        <w:rPr>
+          <w:rFonts w:ascii="Arial" w:hAnsi="Arial"/>
+          <w:b w:val="0"/>
+          <w:i w:val="0"/>
+        </w:rPr>
+        <w:t>At a fixed armature voltage, an increase in armature current increases the ohmic drop IₐRₐ across the armature resistance. Since Eᴄᴇᴍᶠ = Eₐ − IₐRₐ, the back-EMF must fall, and because the speed is proportional to the back-EMF the speed falls with it. The measurements of Section 5.4 confirm this without ambiguity: the speed decreased monotonically from 1501.52 r/min at 0.28 A to 1079.88 r/min at 3.95 A, a reduction of 28 %. Option (c) is contradicted by that measurement, and option (d) describes an instability that was not observed — the speed settled at a new steady value after each load increment.</w:t>
+      </w:r>
+    </w:p>
+    <w:p>
+      <w:pPr>
+        <w:pStyle w:val="Heading3"/>
+      </w:pPr>
+      <w:r>
+        <w:t>6.2.5  Question 5 — numerical calculation of no-load and full-load speed</w:t>
+      </w:r>
+    </w:p>
+    <w:p>
+      <w:pPr>
+        <w:spacing w:before="80" w:after="80" w:line="240" w:lineRule="auto"/>
+        <w:ind w:left="504" w:right="288"/>
+        <w:jc w:val="left"/>
+      </w:pPr>
+      <w:r>
+        <w:rPr>
+          <w:rFonts w:ascii="Arial" w:hAnsi="Arial"/>
+          <w:b w:val="0"/>
+          <w:i/>
+          <w:sz w:val="21"/>
+        </w:rPr>
+        <w:t>The armature resistance Rₐ and constant K₁ of a dc motor are 0.5 Ω and 5 r/min/V, respectively. A voltage of 200 V is applied to this motor. The no-load armature current is 2 A. At full load, the armature current increases to 50 A. What are the no-load and full-load speeds of the motor?  (a) n</w:t>
+      </w:r>
+      <w:r>
+        <w:rPr>
+          <w:rFonts w:ascii="Arial" w:hAnsi="Arial"/>
+          <w:b w:val="0"/>
+          <w:i/>
+          <w:sz w:val="21"/>
+          <w:vertAlign w:val="subscript"/>
+        </w:rPr>
+        <w:t>NO LOAD</w:t>
+      </w:r>
+      <w:r>
+        <w:rPr>
+          <w:rFonts w:ascii="Arial" w:hAnsi="Arial"/>
+          <w:b w:val="0"/>
+          <w:i/>
+          <w:sz w:val="21"/>
+        </w:rPr>
+        <w:t xml:space="preserve"> = 1005 r/min, n</w:t>
+      </w:r>
+      <w:r>
+        <w:rPr>
+          <w:rFonts w:ascii="Arial" w:hAnsi="Arial"/>
+          <w:b w:val="0"/>
+          <w:i/>
+          <w:sz w:val="21"/>
+          <w:vertAlign w:val="subscript"/>
+        </w:rPr>
+        <w:t>FULL LOAD</w:t>
+      </w:r>
+      <w:r>
+        <w:rPr>
+          <w:rFonts w:ascii="Arial" w:hAnsi="Arial"/>
+          <w:b w:val="0"/>
+          <w:i/>
+          <w:sz w:val="21"/>
+        </w:rPr>
+        <w:t xml:space="preserve"> = 880 r/min.  (b) n</w:t>
+      </w:r>
+      <w:r>
+        <w:rPr>
+          <w:rFonts w:ascii="Arial" w:hAnsi="Arial"/>
+          <w:b w:val="0"/>
+          <w:i/>
+          <w:sz w:val="21"/>
+          <w:vertAlign w:val="subscript"/>
+        </w:rPr>
+        <w:t>NO LOAD</w:t>
+      </w:r>
+      <w:r>
+        <w:rPr>
+          <w:rFonts w:ascii="Arial" w:hAnsi="Arial"/>
+          <w:b w:val="0"/>
+          <w:i/>
+          <w:sz w:val="21"/>
+        </w:rPr>
+        <w:t xml:space="preserve"> = 995 r/min, n</w:t>
+      </w:r>
+      <w:r>
+        <w:rPr>
+          <w:rFonts w:ascii="Arial" w:hAnsi="Arial"/>
+          <w:b w:val="0"/>
+          <w:i/>
+          <w:sz w:val="21"/>
+          <w:vertAlign w:val="subscript"/>
+        </w:rPr>
+        <w:t>FULL LOAD</w:t>
+      </w:r>
+      <w:r>
+        <w:rPr>
+          <w:rFonts w:ascii="Arial" w:hAnsi="Arial"/>
+          <w:b w:val="0"/>
+          <w:i/>
+          <w:sz w:val="21"/>
+        </w:rPr>
+        <w:t xml:space="preserve"> = 875 r/min.  (c) n</w:t>
+      </w:r>
+      <w:r>
+        <w:rPr>
+          <w:rFonts w:ascii="Arial" w:hAnsi="Arial"/>
+          <w:b w:val="0"/>
+          <w:i/>
+          <w:sz w:val="21"/>
+          <w:vertAlign w:val="subscript"/>
+        </w:rPr>
+        <w:t>NO LOAD</w:t>
+      </w:r>
+      <w:r>
+        <w:rPr>
+          <w:rFonts w:ascii="Arial" w:hAnsi="Arial"/>
+          <w:b w:val="0"/>
+          <w:i/>
+          <w:sz w:val="21"/>
+        </w:rPr>
+        <w:t xml:space="preserve"> = 1000 r/min, n</w:t>
+      </w:r>
+      <w:r>
+        <w:rPr>
+          <w:rFonts w:ascii="Arial" w:hAnsi="Arial"/>
+          <w:b w:val="0"/>
+          <w:i/>
+          <w:sz w:val="21"/>
+          <w:vertAlign w:val="subscript"/>
+        </w:rPr>
+        <w:t>FULL LOAD</w:t>
+      </w:r>
+      <w:r>
+        <w:rPr>
+          <w:rFonts w:ascii="Arial" w:hAnsi="Arial"/>
+          <w:b w:val="0"/>
+          <w:i/>
+          <w:sz w:val="21"/>
+        </w:rPr>
+        <w:t xml:space="preserve"> = 875 r/min.  (d) The speeds cannot be calculated without constant K₂.</w:t>
+      </w:r>
+    </w:p>
+    <w:p>
+      <w:pPr>
+        <w:spacing w:before="80" w:after="80"/>
+        <w:jc w:val="left"/>
+      </w:pPr>
+      <w:r>
+        <w:rPr>
+          <w:rFonts w:ascii="Arial" w:hAnsi="Arial"/>
+          <w:b/>
+          <w:i w:val="0"/>
+          <w:sz w:val="22"/>
+        </w:rPr>
+        <w:t>Answer: (b)  n</w:t>
+      </w:r>
+      <w:r>
+        <w:rPr>
+          <w:rFonts w:ascii="Arial" w:hAnsi="Arial"/>
+          <w:b/>
+          <w:i w:val="0"/>
+          <w:sz w:val="22"/>
+          <w:vertAlign w:val="subscript"/>
+        </w:rPr>
+        <w:t>NO LOAD</w:t>
+      </w:r>
+      <w:r>
+        <w:rPr>
+          <w:rFonts w:ascii="Arial" w:hAnsi="Arial"/>
+          <w:b/>
+          <w:i w:val="0"/>
+          <w:sz w:val="22"/>
+        </w:rPr>
+        <w:t xml:space="preserve"> = 995 r/min, n</w:t>
+      </w:r>
+      <w:r>
+        <w:rPr>
+          <w:rFonts w:ascii="Arial" w:hAnsi="Arial"/>
+          <w:b/>
+          <w:i w:val="0"/>
+          <w:sz w:val="22"/>
+          <w:vertAlign w:val="subscript"/>
+        </w:rPr>
+        <w:t>FULL LOAD</w:t>
+      </w:r>
+      <w:r>
+        <w:rPr>
+          <w:rFonts w:ascii="Arial" w:hAnsi="Arial"/>
+          <w:b/>
+          <w:i w:val="0"/>
+          <w:sz w:val="22"/>
+        </w:rPr>
+        <w:t xml:space="preserve"> = 875 r/min.</w:t>
+      </w:r>
+    </w:p>
+    <w:p>
+      <w:r>
+        <w:rPr>
+          <w:rFonts w:ascii="Arial" w:hAnsi="Arial"/>
+          <w:b w:val="0"/>
+          <w:i w:val="0"/>
+        </w:rPr>
+        <w:t>Applying equations (1) and (2) at each load condition. At no load, with Iₐ = 2 A:</w:t>
+      </w:r>
+    </w:p>
+    <w:p>
+      <w:pPr>
+        <w:tabs>
+          <w:tab w:pos="9000" w:val="left"/>
+        </w:tabs>
+        <w:spacing w:before="120" w:after="120"/>
+        <w:jc w:val="center"/>
+      </w:pPr>
+      <w:r>
+        <w:rPr>
+          <w:rFonts w:ascii="Cambria Math" w:hAnsi="Cambria Math"/>
+          <w:sz w:val="23"/>
+        </w:rPr>
+        <w:t>Eᴿᴬ = IₐRₐ = 2 × 0.5 = 1 V</w:t>
+      </w:r>
+      <w:r>
+        <w:tab/>
+      </w:r>
+      <w:r>
+        <w:rPr>
+          <w:rFonts w:ascii="Arial" w:hAnsi="Arial"/>
+          <w:sz w:val="22"/>
+        </w:rPr>
+        <w:t>(11)</w:t>
+      </w:r>
+    </w:p>
+    <w:p>
+      <w:pPr>
+        <w:tabs>
+          <w:tab w:pos="9000" w:val="left"/>
+        </w:tabs>
+        <w:spacing w:before="120" w:after="120"/>
+        <w:jc w:val="center"/>
+      </w:pPr>
+      <w:r>
+        <w:rPr>
+          <w:rFonts w:ascii="Cambria Math" w:hAnsi="Cambria Math"/>
+          <w:sz w:val="23"/>
+        </w:rPr>
+        <w:t>Eᴄᴇᴍᶠ = Eₐ − Eᴿᴬ = 200 − 1 = 199 V</w:t>
+      </w:r>
+      <w:r>
+        <w:tab/>
+      </w:r>
+      <w:r>
+        <w:rPr>
+          <w:rFonts w:ascii="Arial" w:hAnsi="Arial"/>
+          <w:sz w:val="22"/>
+        </w:rPr>
+        <w:t>(12)</w:t>
+      </w:r>
+    </w:p>
+    <w:p>
+      <w:pPr>
+        <w:tabs>
+          <w:tab w:pos="9000" w:val="left"/>
+        </w:tabs>
+        <w:spacing w:before="120" w:after="120"/>
+        <w:jc w:val="center"/>
+      </w:pPr>
+      <w:r>
+        <w:rPr>
+          <w:rFonts w:ascii="Cambria Math" w:hAnsi="Cambria Math"/>
+          <w:sz w:val="23"/>
+        </w:rPr>
+        <w:t>n = K₁Eᴄᴇᴍᶠ = 5 × 199 = 995 r/min</w:t>
+      </w:r>
+      <w:r>
+        <w:tab/>
+      </w:r>
+      <w:r>
+        <w:rPr>
+          <w:rFonts w:ascii="Arial" w:hAnsi="Arial"/>
+          <w:sz w:val="22"/>
+        </w:rPr>
+        <w:t>(13)</w:t>
+      </w:r>
+    </w:p>
+    <w:p>
+      <w:r>
+        <w:rPr>
+          <w:rFonts w:ascii="Arial" w:hAnsi="Arial"/>
+          <w:b w:val="0"/>
+          <w:i w:val="0"/>
+        </w:rPr>
+        <w:t>At full load, with Iₐ = 50 A:</w:t>
+      </w:r>
+    </w:p>
+    <w:p>
+      <w:pPr>
+        <w:tabs>
+          <w:tab w:pos="9000" w:val="left"/>
+        </w:tabs>
+        <w:spacing w:before="120" w:after="120"/>
+        <w:jc w:val="center"/>
+      </w:pPr>
+      <w:r>
+        <w:rPr>
+          <w:rFonts w:ascii="Cambria Math" w:hAnsi="Cambria Math"/>
+          <w:sz w:val="23"/>
+        </w:rPr>
+        <w:t>Eᴿᴬ = 50 × 0.5 = 25 V</w:t>
+      </w:r>
+      <w:r>
+        <w:tab/>
+      </w:r>
+      <w:r>
+        <w:rPr>
+          <w:rFonts w:ascii="Arial" w:hAnsi="Arial"/>
+          <w:sz w:val="22"/>
+        </w:rPr>
+        <w:t>(14)</w:t>
+      </w:r>
+    </w:p>
+    <w:p>
+      <w:pPr>
+        <w:tabs>
+          <w:tab w:pos="9000" w:val="left"/>
+        </w:tabs>
+        <w:spacing w:before="120" w:after="120"/>
+        <w:jc w:val="center"/>
+      </w:pPr>
+      <w:r>
+        <w:rPr>
+          <w:rFonts w:ascii="Cambria Math" w:hAnsi="Cambria Math"/>
+          <w:sz w:val="23"/>
+        </w:rPr>
+        <w:t>Eᴄᴇᴍᶠ = 200 − 25 = 175 V</w:t>
+      </w:r>
+      <w:r>
+        <w:tab/>
+      </w:r>
+      <w:r>
+        <w:rPr>
+          <w:rFonts w:ascii="Arial" w:hAnsi="Arial"/>
+          <w:sz w:val="22"/>
+        </w:rPr>
+        <w:t>(15)</w:t>
+      </w:r>
+    </w:p>
+    <w:p>
+      <w:pPr>
+        <w:tabs>
+          <w:tab w:pos="9000" w:val="left"/>
+        </w:tabs>
+        <w:spacing w:before="120" w:after="120"/>
+        <w:jc w:val="center"/>
+      </w:pPr>
+      <w:r>
+        <w:rPr>
+          <w:rFonts w:ascii="Cambria Math" w:hAnsi="Cambria Math"/>
+          <w:sz w:val="23"/>
+        </w:rPr>
+        <w:t>n = 5 × 175 = 875 r/min</w:t>
+      </w:r>
+      <w:r>
+        <w:tab/>
+      </w:r>
+      <w:r>
+        <w:rPr>
+          <w:rFonts w:ascii="Arial" w:hAnsi="Arial"/>
+          <w:sz w:val="22"/>
+        </w:rPr>
+        <w:t>(16)</w:t>
+      </w:r>
+    </w:p>
+    <w:p>
+      <w:r>
+        <w:rPr>
+          <w:rFonts w:ascii="Arial" w:hAnsi="Arial"/>
+          <w:b w:val="0"/>
+          <w:i w:val="0"/>
+        </w:rPr>
+        <w:t>Option (c) is the trap for anyone who neglects the no-load ohmic drop: taking Eᴄᴇᴍᶠ = Eₐ = 200 V gives 5 × 200 = 1000 r/min, which ignores the 1 V lost across the armature resistance even at light load. Option (d) is wrong because K₂ relates torque to current and plays no part in the speed calculation; the armature currents are given directly, so the torque constant is not required.</w:t>
+      </w:r>
+    </w:p>
+    <w:p>
+      <w:r>
+        <w:rPr>
+          <w:rFonts w:ascii="Arial" w:hAnsi="Arial"/>
+          <w:b w:val="0"/>
+          <w:i w:val="0"/>
+        </w:rPr>
+        <w:t>The speed regulation of this hypothetical machine is (995 − 875) / 875 × 100 = 13.7 %, which is markedly worse than the 6.3 % measured for the laboratory machine at 1.5 A. The comparison is instructive: the example motor drops 25 V across its armature resistance at full load out of a 200 V supply, whereas the laboratory machine at 1.5 A drops only about 8 V out of 250 V.</w:t>
       </w:r>
     </w:p>
     <w:p>
@@ -12841,7 +13879,7 @@
           <w:b w:val="0"/>
           <w:i w:val="0"/>
         </w:rPr>
-        <w:t>Table 7 quantifies the departure. Up to about 1.5 A the measured torque is within 3.5 % of the linear model, which is comparable with the resolution of the torque meter. Beyond that the shortfall grows rapidly and reaches 36 % at the highest current recorded.</w:t>
+        <w:t>Table 8 quantifies the departure. Up to about 1.5 A the measured torque is within 3.5 % of the linear model, which is comparable with the resolution of the torque meter. Beyond that the shortfall grows rapidly and reaches 36 % at the highest current recorded.</w:t>
       </w:r>
     </w:p>
     <w:tbl>
@@ -13582,7 +14620,7 @@
         <w:fldChar w:fldCharType="begin"/>
         <w:instrText xml:space="preserve"> SEQ Table \* ARABIC </w:instrText>
         <w:fldChar w:fldCharType="separate"/>
-        <w:t xml:space="preserve">7</w:t>
+        <w:t xml:space="preserve">8</w:t>
         <w:fldChar w:fldCharType="end"/>
       </w:r>
       <w:r>
@@ -14059,7 +15097,7 @@
         <w:fldChar w:fldCharType="begin"/>
         <w:instrText xml:space="preserve"> SEQ Table \* ARABIC </w:instrText>
         <w:fldChar w:fldCharType="separate"/>
-        <w:t xml:space="preserve">8</w:t>
+        <w:t xml:space="preserve">9</w:t>
         <w:fldChar w:fldCharType="end"/>
       </w:r>
       <w:r>
@@ -14172,7 +15210,7 @@
           <w:rFonts w:ascii="Arial" w:hAnsi="Arial"/>
           <w:sz w:val="22"/>
         </w:rPr>
-        <w:t>(11)</w:t>
+        <w:t>(17)</w:t>
       </w:r>
     </w:p>
     <w:p>
@@ -14475,7 +15513,7 @@
           <w:b w:val="0"/>
           <w:i w:val="0"/>
         </w:rPr>
-        <w:t>The operating characteristics of a separately-excited DC motor were measured and compared against the simplified equivalent circuit model. The principal quantitative outcomes are summarised in Table 9.</w:t>
+        <w:t>The operating characteristics of a separately-excited DC motor were measured and compared against the simplified equivalent circuit model. The principal quantitative outcomes are summarised in Table 10.</w:t>
       </w:r>
     </w:p>
     <w:tbl>
@@ -15138,7 +16176,7 @@
         <w:fldChar w:fldCharType="begin"/>
         <w:instrText xml:space="preserve"> SEQ Table \* ARABIC </w:instrText>
         <w:fldChar w:fldCharType="separate"/>
-        <w:t xml:space="preserve">9</w:t>
+        <w:t xml:space="preserve">10</w:t>
         <w:fldChar w:fldCharType="end"/>
       </w:r>
       <w:r>

--- a/Lab_Report_2_Separately_Excited_DC_Motor.docx
+++ b/Lab_Report_2_Separately_Excited_DC_Motor.docx
@@ -4139,7 +4139,7 @@
           <w:b w:val="0"/>
           <w:i w:val="0"/>
         </w:rPr>
-        <w:t>The armature voltage required to produce a no-load speed of 1500 r/min was recorded in step 14 as:</w:t>
+        <w:t>In step 14 the armature voltage was trimmed until the machine ran at the required no-load speed of 1500 r/min. The live metering capture taken at that moment reads:</w:t>
       </w:r>
     </w:p>
     <w:p>
@@ -4155,7 +4155,7 @@
           <w:rFonts w:ascii="Cambria Math" w:hAnsi="Cambria Math"/>
           <w:sz w:val="23"/>
         </w:rPr>
-        <w:t>Eₐ = 255.73 V   at   n = 1500 r/min</w:t>
+        <w:t>Eₐ = 254.7 V   at   n = 1501 r/min   (step 14, 09:23)</w:t>
       </w:r>
       <w:r>
         <w:tab/>
@@ -4223,7 +4223,17 @@
         <w:fldChar w:fldCharType="end"/>
       </w:r>
       <w:r>
-        <w:t>: Metering and data table windows at step 14, showing the armature voltage of 255.73 V corresponding to a no-load speed of 1501.52 r/min (09:23 on 2 September 2026).</w:t>
+        <w:t>: Metering and data table windows at step 14, showing the armature voltage of 254.7 V corresponding to a no-load speed of 1501 r/min (09:23 on 2 September 2026).</w:t>
+      </w:r>
+    </w:p>
+    <w:p>
+      <w:r>
+        <w:rPr>
+          <w:rFonts w:ascii="Arial" w:hAnsi="Arial"/>
+          <w:b w:val="0"/>
+          <w:i w:val="0"/>
+        </w:rPr>
+        <w:t>When logging of DT212 began eight minutes later the first row was recorded as Eₐ = 255.73 V at 1501.52 r/min, 1.0 V above the step 14 meter reading. The two values describe the same operating point and differ by only 0.4 %, the discrepancy being one more instance of the supply drift discussed in Section 7.6. Because every subsequent calculation is made against the DT212 dataset, it is the logged value of 255.73 V that is carried through this report as the nominal armature voltage, so that the constants and the data they are derived from remain mutually consistent.</w:t>
       </w:r>
     </w:p>
     <w:p>
@@ -12151,7 +12161,7 @@
           <w:b w:val="0"/>
           <w:i w:val="0"/>
         </w:rPr>
-        <w:t>Using the measured armature resistance Rₐ = 28.48 Ω, the voltage-to-speed constant K₁ = 5.841 r/min/V and the armature voltage Eₐ = 255.73 V recorded in step 14, the speed was predicted at the three specified armature currents from Eᴿᴬ = IₐRₐ, Eᴄᴇᴍᶠ = Eₐ − Eᴿᴬ and n = K₁Eᴄᴇᴍᶠ.</w:t>
+        <w:t>Using the measured armature resistance Rₐ = 28.48 Ω, the voltage-to-speed constant K₁ = 5.841 r/min/V and the nominal armature voltage Eₐ = 255.73 V logged as the first row of DT212, the speed was predicted at the three specified armature currents from Eᴿᴬ = IₐRₐ, Eᴄᴇᴍᶠ = Eₐ − Eᴿᴬ and n = K₁Eᴄᴇᴍᶠ.</w:t>
       </w:r>
     </w:p>
     <w:tbl>
@@ -15220,7 +15230,7 @@
           <w:b w:val="0"/>
           <w:i w:val="0"/>
         </w:rPr>
-        <w:t>Applied to the 25 points below 1.5 A this returns Rₐ(effective) = 10.80 Ω, roughly 38 % of the 28.48 Ω obtained in step 7. The same regression provides a useful check on its own validity: its intercept of 1493.3 r/min corresponds to an armature voltage of 255.65 V, which agrees with the 255.73 V actually measured in step 14 to within 0.08 V. The fit therefore recovers the one parameter that is independently known, which gives confidence that the resistance it returns is also meaningful. Figure 12 shows the consequence directly: the measured points lie close to the curve computed with the smaller resistance and well above the curve computed with the step 7 value.</w:t>
+        <w:t>Applied to the 25 points below 1.5 A this returns Rₐ(effective) = 10.80 Ω, roughly 38 % of the 28.48 Ω obtained in step 7. The same regression provides a useful check on its own validity: its intercept of 1493.3 r/min corresponds to an armature voltage of 255.65 V, which agrees with the 255.73 V logged at the first DT212 operating point to within 0.08 V. The fit therefore recovers the one parameter that is independently known, which gives confidence that the resistance it returns is also meaningful. Figure 12 shows the consequence directly: the measured points lie close to the curve computed with the smaller resistance and well above the curve computed with the step 7 value.</w:t>
       </w:r>
     </w:p>
     <w:p>
@@ -16667,7 +16677,7 @@
         <w:fldChar w:fldCharType="end"/>
       </w:r>
       <w:r>
-        <w:t>: 09:23 — Step 14: armature voltage set to give a no-load speed of 1500 r/min. E arm. 255.73 V, speed 1501.52 r/min, recorded as the first row of DT212.</w:t>
+        <w:t>: 09:23 — Step 14: armature voltage set to give a no-load speed of 1500 r/min. E arm. 254.7 V, speed 1501 r/min. Logging of DT212 began at 09:31 with a first row of 255.73 V and 1501.52 r/min.</w:t>
       </w:r>
     </w:p>
     <w:p>

--- a/Lab_Report_2_Separately_Excited_DC_Motor.docx
+++ b/Lab_Report_2_Separately_Excited_DC_Motor.docx
@@ -13793,7 +13793,7 @@
           <w:b w:val="0"/>
           <w:i w:val="0"/>
         </w:rPr>
-        <w:t>The no-load characteristic is the cleanest result obtained in the exercise. With R² = 0.9998 across a range spanning nearly three decades of speed, there is no measurable curvature in the data, which supports the assumption that the field flux remained constant throughout. That assumption is independently corroborated by the recorded field current, which held at 0.20–0.21 A across all eleven points.</w:t>
+        <w:t>The no-load characteristic is the cleanest result obtained in the exercise. With R² = 0.9998 across a speed range extending from 126 r/min to 1581 r/min, a more than twelvefold variation, there is no measurable curvature in the data, which supports the assumption that the field flux remained constant throughout. That assumption is independently corroborated by the recorded field current, which held at 0.20–0.21 A across all eleven points.</w:t>
       </w:r>
     </w:p>
     <w:p>

--- a/Lab_Report_2_Separately_Excited_DC_Motor.docx
+++ b/Lab_Report_2_Separately_Excited_DC_Motor.docx
@@ -864,7 +864,7 @@
           <w:b w:val="0"/>
           <w:i w:val="0"/>
         </w:rPr>
-        <w:t>The resistance presented by the armature circuit includes the contact resistance of the carbon brushes, which is strongly non-linear: the voltage dropped across a brush contact is closer to a fixed value than to a quantity proportional to current. An ohmmeter injects a very small test current, so the fixed brush drop dominates the measurement and the resistance is grossly over-read [2]. The accepted alternative is the direct-current volt-ampere method, in which the field winding is left unexcited so that no flux and therefore no back-EMF is produced, the rotor is prevented from turning, and the armature voltage required to circulate the rated armature current is measured. Under those conditions Eᴄᴇᴍᶠ = 0 and equation (1) reduces to:</w:t>
+        <w:t>The resistance presented by the armature circuit includes the contact resistance of the carbon brushes, which is strongly non-linear: the voltage dropped across a brush contact is closer to a fixed value than to a quantity proportional to current. An ohmmeter injects a very small test current, so the fixed brush drop dominates the measurement and the resistance is grossly over-read [2], [4]. The accepted alternative is the direct-current volt-ampere method, in which the field winding is left unexcited so that no flux and therefore no back-EMF is produced, the rotor is prevented from turning, and the armature voltage required to circulate the rated armature current is measured. Under those conditions Eᴄᴇᴍᶠ = 0 and equation (1) reduces to:</w:t>
       </w:r>
     </w:p>
     <w:p>
@@ -1566,7 +1566,7 @@
           <w:b w:val="0"/>
           <w:i w:val="0"/>
         </w:rPr>
-        <w:t>The data acquisition interface was configured with a scale of 800 V / 6 A on a 50 Hz network, as shown in the status bar of every recorded screen capture in Appendix A.</w:t>
+        <w:t>All modules belong to the Lab-Volt 0.2 kW Electromechanical Training System, and the exercise follows the procedure of Ex. 2-1, “The separately-excited DC motor”, in the manufacturer's courseware [3]. The data acquisition interface was configured with a scale of 800 V / 6 A on a 50 Hz network, as shown in the status bar of every recorded screen capture in Appendix A.</w:t>
       </w:r>
     </w:p>
     <w:p>
@@ -14649,7 +14649,7 @@
           <w:b w:val="0"/>
           <w:i w:val="0"/>
         </w:rPr>
-        <w:t>The accepted explanation is armature reaction [1], [2]. The current flowing in the armature conductors creates a magneto-motive force of its own, which is oriented across the main field axis. Vectorially adding this cross-field to the main field distorts the resultant flux distribution, strengthening the flux at one pole tip and weakening it at the other. Because the iron near the strengthened tip is already close to magnetic saturation it cannot accept as much additional flux as is removed from the weakened tip, so the net flux per pole falls. Since the developed torque is proportional to the product of flux and armature current, a reduction of flux at high current means that torque no longer keeps pace with current, exactly as observed. The distortion also shifts the magnetic neutral axis away from the position to which the brushes were aligned at the start of the session, which degrades commutation and contributes a further small loss.</w:t>
+        <w:t>The accepted explanation is armature reaction [1], [2], [5]. The current flowing in the armature conductors creates a magneto-motive force of its own, which is oriented across the main field axis. Vectorially adding this cross-field to the main field distorts the resultant flux distribution, strengthening the flux at one pole tip and weakening it at the other. Because the iron near the strengthened tip is already close to magnetic saturation it cannot accept as much additional flux as is removed from the weakened tip, so the net flux per pole falls. Since the developed torque is proportional to the product of flux and armature current, a reduction of flux at high current means that torque no longer keeps pace with current, exactly as observed. The distortion also shifts the magnetic neutral axis away from the position to which the brushes were aligned at the start of the session, which degrades commutation and contributes a further small loss.</w:t>
       </w:r>
     </w:p>
     <w:p>
@@ -15268,7 +15268,7 @@
           <w:b w:val="0"/>
           <w:i w:val="0"/>
         </w:rPr>
-        <w:t>The first, and by far the more important, is the current at which the test was performed. The manual is explicit that the volt-ampere method must be carried out at the rated armature current, precisely because the brush contact drop is not proportional to current. A carbon brush contact behaves approximately as a fixed voltage drop of the order of one to two volts per brush rather than as a fixed resistance, so the apparent resistance Eₐ/Iₐ is inflated at low current and falls towards the true winding resistance as the current rises. The test was carried out at 0.507 A, whereas the torque characteristic of Section 7.2 indicates that the nominal armature current of this machine is closer to 1.5 A. The measurement was therefore made at roughly one third of the current at which it should have been made, in exactly the regime the manual warns against, and it over-reads for exactly the reason the manual gives. This is consistent in both sign and approximate magnitude with the effective resistance derived in Section 7.3.</w:t>
+        <w:t>The first, and by far the more important, is the current at which the test was performed. The manual is explicit that the volt-ampere method must be carried out at the rated armature current, precisely because the brush contact drop is not proportional to current; IEEE Std 113 imposes the same requirement on the test [4]. A carbon brush contact behaves approximately as a fixed voltage drop of the order of one to two volts per brush rather than as a fixed resistance [6], so the apparent resistance Eₐ/Iₐ is inflated at low current and falls towards the true winding resistance as the current rises. The test was carried out at 0.507 A, whereas the torque characteristic of Section 7.2 indicates that the nominal armature current of this machine is closer to 1.5 A. The measurement was therefore made at roughly one third of the current at which it should have been made, in exactly the regime the manual warns against, and it over-reads for exactly the reason the manual gives. This is consistent in both sign and approximate magnitude with the effective resistance derived in Section 7.3.</w:t>
       </w:r>
     </w:p>
     <w:p>
@@ -16259,7 +16259,7 @@
         </w:rPr>
         <w:t>[1]</w:t>
         <w:tab/>
-        <w:t>S. J. Chapman, Electric Machinery Fundamentals, 5th ed. New York, NY, USA: McGraw-Hill, 2012.</w:t>
+        <w:t>S. J. Chapman, Electric Machinery Fundamentals, 5th ed. New York, NY, USA: McGraw-Hill, 2012, ch. 8, pp. 533–609. ISBN 978-0-07-352954-7.</w:t>
       </w:r>
     </w:p>
     <w:p>
@@ -16291,7 +16291,7 @@
         </w:rPr>
         <w:t>[3]</w:t>
         <w:tab/>
-        <w:t>Lab-Volt Ltd., DC Motors and Generators, Electromechanical Training System. Quebec, Canada: Lab-Volt Ltd.</w:t>
+        <w:t>Festo Didactic, “Ex. 2-1: The separately-excited DC motor,” in AC/DC Motors and Generators, Student Manual, LabVolt Series, order no. 30329-00, rev. 12/2014. Quebec, Canada: Festo Didactic Ltée/Ltd, 2014. ISBN 978-2-89640-422-3. [Online]. Available: https://lvsim.labvolt.com/Manuals/8006-1/30329_00.pdf</w:t>
       </w:r>
     </w:p>
     <w:p>
@@ -16307,7 +16307,7 @@
         </w:rPr>
         <w:t>[4]</w:t>
         <w:tab/>
-        <w:t>A. E. Fitzgerald, C. Kingsley, and S. D. Umans, Electric Machinery, 6th ed. New York, NY, USA: McGraw-Hill, 2003.</w:t>
+        <w:t>IEEE Guide: Test Procedures for Direct-Current Machines, IEEE Std 113-1985, Piscataway, NJ, USA: IEEE, 1985. doi: 10.1109/IEEESTD.1984.81710.</w:t>
       </w:r>
     </w:p>
     <w:p>
@@ -16323,7 +16323,23 @@
         </w:rPr>
         <w:t>[5]</w:t>
         <w:tab/>
-        <w:t>P. C. Sen, Principles of Electric Machines and Power Electronics, 3rd ed. Hoboken, NJ, USA: Wiley, 2013.</w:t>
+        <w:t>A. E. Fitzgerald, C. Kingsley, and S. D. Umans, Electric Machinery, 6th ed. New York, NY, USA: McGraw-Hill, 2003. ISBN 0-07-366009-4.</w:t>
+      </w:r>
+    </w:p>
+    <w:p>
+      <w:pPr>
+        <w:spacing w:after="120"/>
+        <w:ind w:left="576" w:hanging="576"/>
+        <w:jc w:val="left"/>
+      </w:pPr>
+      <w:r>
+        <w:rPr>
+          <w:rFonts w:ascii="Arial" w:hAnsi="Arial"/>
+          <w:sz w:val="22"/>
+        </w:rPr>
+        <w:t>[6]</w:t>
+        <w:tab/>
+        <w:t>P. C. Sen, Principles of Electric Machines and Power Electronics, 3rd ed. Hoboken, NJ, USA: Wiley, 2013. ISBN 978-1-118-07887-7.</w:t>
       </w:r>
     </w:p>
     <w:p>
